--- a/projects/ciszupy/docs/docx/DOCUMENTATION.docx
+++ b/projects/ciszupy/docs/docx/DOCUMENTATION.docx
@@ -7,7 +7,7 @@
         <w:pStyle w:val="FirstParagraph"/>
       </w:pPr>
       <w:r>
-        <w:t xml:space="preserve">CISZUBOT - DOCUMENTACIÓN OFICIAL</w:t>
+        <w:t xml:space="preserve">CISZUPY - DOCUMENTACIÓN OFICIAL</w:t>
       </w:r>
       <w:r>
         <w:t xml:space="preserve"> </w:t>
@@ -19,19 +19,19 @@
         <w:t xml:space="preserve"> </w:t>
       </w:r>
       <w:r>
-        <w:t xml:space="preserve">Versión: 2.5.5</w:t>
-      </w:r>
-      <w:r>
-        <w:t xml:space="preserve"> </w:t>
-      </w:r>
-      <w:r>
-        <w:t xml:space="preserve">Actualización: 2026-07-28</w:t>
-      </w:r>
-      <w:r>
-        <w:t xml:space="preserve"> </w:t>
-      </w:r>
-      <w:r>
-        <w:t xml:space="preserve">Identificador: DOCUMENTATION_V2.5.5_2026_07_28_ciszubot</w:t>
+        <w:t xml:space="preserve">Versión: 0.1.0</w:t>
+      </w:r>
+      <w:r>
+        <w:t xml:space="preserve"> </w:t>
+      </w:r>
+      <w:r>
+        <w:t xml:space="preserve">Actualización: 2026-09-17</w:t>
+      </w:r>
+      <w:r>
+        <w:t xml:space="preserve"> </w:t>
+      </w:r>
+      <w:r>
+        <w:t xml:space="preserve">Identificador: DOCUMENTATION_V0.1.0_2026_09_17_ciszupy</w:t>
       </w:r>
     </w:p>
     <w:p>
@@ -62,7 +62,7 @@
         <w:pStyle w:val="BodyText"/>
       </w:pPr>
       <w:r>
-        <w:t xml:space="preserve">ARQUITECTURA DEL BOT</w:t>
+        <w:t xml:space="preserve">ARQUITECTURA DEL PAQUETE</w:t>
       </w:r>
     </w:p>
     <w:p>
@@ -70,13 +70,13 @@
         <w:pStyle w:val="BodyText"/>
       </w:pPr>
       <w:r>
-        <w:t xml:space="preserve">El bot está estructurado en módulos independientes dentro de src/commands/.</w:t>
-      </w:r>
-      <w:r>
-        <w:t xml:space="preserve"> </w:t>
-      </w:r>
-      <w:r>
-        <w:t xml:space="preserve">Cada comando exporta name, aliases, description y execute.</w:t>
+        <w:t xml:space="preserve">El paquete está estructurado en módulos independientes dentro de src/.</w:t>
+      </w:r>
+      <w:r>
+        <w:t xml:space="preserve"> </w:t>
+      </w:r>
+      <w:r>
+        <w:t xml:space="preserve">Cada módulo exporta funciones y clases especializadas.</w:t>
       </w:r>
     </w:p>
     <w:p>
@@ -90,31 +90,31 @@
         <w:t xml:space="preserve"> </w:t>
       </w:r>
       <w:r>
-        <w:t xml:space="preserve">1. index.js inicializa el cliente de Discord</w:t>
-      </w:r>
-      <w:r>
-        <w:t xml:space="preserve"> </w:t>
-      </w:r>
-      <w:r>
-        <w:t xml:space="preserve">2. Carga los módulos de comandos desde commands/</w:t>
-      </w:r>
-      <w:r>
-        <w:t xml:space="preserve"> </w:t>
-      </w:r>
-      <w:r>
-        <w:t xml:space="preserve">3. Registra slash commands vía REST</w:t>
-      </w:r>
-      <w:r>
-        <w:t xml:space="preserve"> </w:t>
-      </w:r>
-      <w:r>
-        <w:t xml:space="preserve">4. Procesa mensajes con prefix cz! y mention</w:t>
-      </w:r>
-      <w:r>
-        <w:t xml:space="preserve"> </w:t>
-      </w:r>
-      <w:r>
-        <w:t xml:space="preserve">5. server.js inicia panel Express en puerto 5000</w:t>
+        <w:t xml:space="preserve">1. main.py inicializa la aplicación Typer</w:t>
+      </w:r>
+      <w:r>
+        <w:t xml:space="preserve"> </w:t>
+      </w:r>
+      <w:r>
+        <w:t xml:space="preserve">2. Carga los módulos desde src/modules/</w:t>
+      </w:r>
+      <w:r>
+        <w:t xml:space="preserve"> </w:t>
+      </w:r>
+      <w:r>
+        <w:t xml:space="preserve">3. Registra comandos CLI con Typer</w:t>
+      </w:r>
+      <w:r>
+        <w:t xml:space="preserve"> </w:t>
+      </w:r>
+      <w:r>
+        <w:t xml:space="preserve">4. Ejecuta la interfaz interactiva con Rich</w:t>
+      </w:r>
+      <w:r>
+        <w:t xml:space="preserve"> </w:t>
+      </w:r>
+      <w:r>
+        <w:t xml:space="preserve">5. Hotkeys globales con Keyboard</w:t>
       </w:r>
     </w:p>
     <w:p>
@@ -122,116 +122,84 @@
         <w:pStyle w:val="BodyText"/>
       </w:pPr>
       <w:r>
-        <w:t xml:space="preserve">COMANDOS POR CATEGORÍA:</w:t>
-      </w:r>
-    </w:p>
-    <w:p>
-      <w:pPr>
-        <w:pStyle w:val="BodyText"/>
-      </w:pPr>
-      <w:r>
-        <w:t xml:space="preserve">Información:</w:t>
-      </w:r>
-      <w:r>
-        <w:t xml:space="preserve"> </w:t>
-      </w:r>
-      <w:r>
-        <w:t xml:space="preserve">- help (aliases: ayuda, comandos) — Lista completa con selector</w:t>
-      </w:r>
-      <w:r>
-        <w:t xml:space="preserve"> </w:t>
-      </w:r>
-      <w:r>
-        <w:t xml:space="preserve">- profile (aliases: perfil) — Información detallada del usuario</w:t>
-      </w:r>
-      <w:r>
-        <w:t xml:space="preserve"> </w:t>
-      </w:r>
-      <w:r>
-        <w:t xml:space="preserve">- serverinfo (aliases: servidor) — Información del servidor</w:t>
-      </w:r>
-    </w:p>
-    <w:p>
-      <w:pPr>
-        <w:pStyle w:val="BodyText"/>
-      </w:pPr>
-      <w:r>
-        <w:t xml:space="preserve">Utilidad:</w:t>
-      </w:r>
-      <w:r>
-        <w:t xml:space="preserve"> </w:t>
-      </w:r>
-      <w:r>
-        <w:t xml:space="preserve">- ping (aliases: latencia) — Latencia del bot</w:t>
-      </w:r>
-      <w:r>
-        <w:t xml:space="preserve"> </w:t>
-      </w:r>
-      <w:r>
-        <w:t xml:space="preserve">- pong (aliases: latencia2) — Latencia (inverso)</w:t>
-      </w:r>
-      <w:r>
-        <w:t xml:space="preserve"> </w:t>
-      </w:r>
-      <w:r>
-        <w:t xml:space="preserve">- test (aliases: prueba) — Health check del bot</w:t>
-      </w:r>
-    </w:p>
-    <w:p>
-      <w:pPr>
-        <w:pStyle w:val="BodyText"/>
-      </w:pPr>
-      <w:r>
-        <w:t xml:space="preserve">Diversión:</w:t>
-      </w:r>
-      <w:r>
-        <w:t xml:space="preserve"> </w:t>
-      </w:r>
-      <w:r>
-        <w:t xml:space="preserve">- say (aliases: decir) — Repite mensaje en embed</w:t>
-      </w:r>
-      <w:r>
-        <w:t xml:space="preserve"> </w:t>
-      </w:r>
-      <w:r>
-        <w:t xml:space="preserve">- directsay (aliases: decirdirecto) — Repite mensaje en texto plano</w:t>
-      </w:r>
-      <w:r>
-        <w:t xml:space="preserve"> </w:t>
-      </w:r>
-      <w:r>
-        <w:t xml:space="preserve">- confess (aliases: confesar) — Confesión anónima</w:t>
-      </w:r>
-      <w:r>
-        <w:t xml:space="preserve"> </w:t>
-      </w:r>
-      <w:r>
-        <w:t xml:space="preserve">- 8ball (aliases: bola8) — Bola mágica con ~40 respuestas</w:t>
-      </w:r>
-    </w:p>
-    <w:p>
-      <w:pPr>
-        <w:pStyle w:val="BodyText"/>
-      </w:pPr>
-      <w:r>
-        <w:t xml:space="preserve">Social:</w:t>
-      </w:r>
-      <w:r>
-        <w:t xml:space="preserve"> </w:t>
-      </w:r>
-      <w:r>
-        <w:t xml:space="preserve">- hi (aliases: hola) — Saludo aleatorio</w:t>
-      </w:r>
-      <w:r>
-        <w:t xml:space="preserve"> </w:t>
-      </w:r>
-      <w:r>
-        <w:t xml:space="preserve">- bye (aliases: adios) — Despedida aleatoria</w:t>
-      </w:r>
-    </w:p>
-    <w:p>
-      <w:pPr>
-        <w:pStyle w:val="BodyText"/>
+        <w:t xml:space="preserve">MÓDULOS:</w:t>
+      </w:r>
+    </w:p>
+    <w:p>
+      <w:pPr>
+        <w:pStyle w:val="Compact"/>
+        <w:numPr>
+          <w:ilvl w:val="0"/>
+          <w:numId w:val="1001"/>
+        </w:numPr>
+      </w:pPr>
+      <w:r>
+        <w:t xml:space="preserve">main.py — Entry point de la CLI</w:t>
+      </w:r>
+    </w:p>
+    <w:p>
+      <w:pPr>
+        <w:pStyle w:val="Compact"/>
+        <w:numPr>
+          <w:ilvl w:val="0"/>
+          <w:numId w:val="1001"/>
+        </w:numPr>
+      </w:pPr>
+      <w:r>
+        <w:t xml:space="preserve">core.py — Lógica central y clases base</w:t>
+      </w:r>
+    </w:p>
+    <w:p>
+      <w:pPr>
+        <w:pStyle w:val="Compact"/>
+        <w:numPr>
+          <w:ilvl w:val="0"/>
+          <w:numId w:val="1001"/>
+        </w:numPr>
+      </w:pPr>
+      <w:r>
+        <w:t xml:space="preserve">modules/clear_cls_command.py — Limpieza de consola</w:t>
+      </w:r>
+    </w:p>
+    <w:p>
+      <w:pPr>
+        <w:pStyle w:val="Compact"/>
+        <w:numPr>
+          <w:ilvl w:val="0"/>
+          <w:numId w:val="1001"/>
+        </w:numPr>
+      </w:pPr>
+      <w:r>
+        <w:t xml:space="preserve">modules/hotkeys.py — Hotkeys globales</w:t>
+      </w:r>
+    </w:p>
+    <w:p>
+      <w:pPr>
+        <w:pStyle w:val="Compact"/>
+        <w:numPr>
+          <w:ilvl w:val="0"/>
+          <w:numId w:val="1001"/>
+        </w:numPr>
+      </w:pPr>
+      <w:r>
+        <w:t xml:space="preserve">modules/install_libs.py — Auto-instalación de dependencias</w:t>
+      </w:r>
+    </w:p>
+    <w:p>
+      <w:pPr>
+        <w:pStyle w:val="Compact"/>
+        <w:numPr>
+          <w:ilvl w:val="0"/>
+          <w:numId w:val="1001"/>
+        </w:numPr>
+      </w:pPr>
+      <w:r>
+        <w:t xml:space="preserve">modules/helloworldprintmeme.py — Meme HelloWorld</w:t>
+      </w:r>
+    </w:p>
+    <w:p>
+      <w:pPr>
+        <w:pStyle w:val="FirstParagraph"/>
       </w:pPr>
       <w:r>
         <w:t xml:space="preserve">ESTRUCTURA DE DIRECTORIOS:</w:t>
@@ -240,7 +208,13 @@
         <w:t xml:space="preserve"> </w:t>
       </w:r>
       <w:r>
-        <w:t xml:space="preserve">discord/</w:t>
+        <w:t xml:space="preserve">ciszupy/</w:t>
+      </w:r>
+      <w:r>
+        <w:t xml:space="preserve"> </w:t>
+      </w:r>
+      <w:r>
+        <w:t xml:space="preserve">pyproject.toml — Metadata y build con Poetry</w:t>
       </w:r>
       <w:r>
         <w:t xml:space="preserve"> </w:t>
@@ -252,31 +226,19 @@
         <w:t xml:space="preserve"> </w:t>
       </w:r>
       <w:r>
-        <w:t xml:space="preserve">index.js # Entry point del bot</w:t>
-      </w:r>
-      <w:r>
-        <w:t xml:space="preserve"> </w:t>
-      </w:r>
-      <w:r>
-        <w:t xml:space="preserve">server.js # Panel admin Express (puerto 5000)</w:t>
-      </w:r>
-      <w:r>
-        <w:t xml:space="preserve"> </w:t>
-      </w:r>
-      <w:r>
-        <w:t xml:space="preserve">logger.js # Sistema de logging</w:t>
-      </w:r>
-      <w:r>
-        <w:t xml:space="preserve"> </w:t>
-      </w:r>
-      <w:r>
-        <w:t xml:space="preserve">bot-config.json # Configuración (prefix, colores, activity)</w:t>
-      </w:r>
-      <w:r>
-        <w:t xml:space="preserve"> </w:t>
-      </w:r>
-      <w:r>
-        <w:t xml:space="preserve">commands/ # 12 módulos de comandos</w:t>
+        <w:t xml:space="preserve">main.py — CLI entry point</w:t>
+      </w:r>
+      <w:r>
+        <w:t xml:space="preserve"> </w:t>
+      </w:r>
+      <w:r>
+        <w:t xml:space="preserve">core.py — Lógica central</w:t>
+      </w:r>
+      <w:r>
+        <w:t xml:space="preserve"> </w:t>
+      </w:r>
+      <w:r>
+        <w:t xml:space="preserve">modules/ — Módulos especializados</w:t>
       </w:r>
     </w:p>
     <w:p>
@@ -299,7 +261,7 @@
         <w:pStyle w:val="BodyText"/>
       </w:pPr>
       <w:r>
-        <w:t xml:space="preserve">BOT ARCHITECTURE</w:t>
+        <w:t xml:space="preserve">PACKAGE ARCHITECTURE</w:t>
       </w:r>
     </w:p>
     <w:p>
@@ -307,13 +269,13 @@
         <w:pStyle w:val="BodyText"/>
       </w:pPr>
       <w:r>
-        <w:t xml:space="preserve">The bot is structured in independent modules within src/commands/.</w:t>
-      </w:r>
-      <w:r>
-        <w:t xml:space="preserve"> </w:t>
-      </w:r>
-      <w:r>
-        <w:t xml:space="preserve">Each command exports name, aliases, description, and execute.</w:t>
+        <w:t xml:space="preserve">The package is structured in independent modules within src/.</w:t>
+      </w:r>
+      <w:r>
+        <w:t xml:space="preserve"> </w:t>
+      </w:r>
+      <w:r>
+        <w:t xml:space="preserve">Each module exports specialized functions and classes.</w:t>
       </w:r>
     </w:p>
     <w:p>
@@ -327,31 +289,31 @@
         <w:t xml:space="preserve"> </w:t>
       </w:r>
       <w:r>
-        <w:t xml:space="preserve">1. index.js initializes the Discord client</w:t>
-      </w:r>
-      <w:r>
-        <w:t xml:space="preserve"> </w:t>
-      </w:r>
-      <w:r>
-        <w:t xml:space="preserve">2. Loads command modules from commands/</w:t>
-      </w:r>
-      <w:r>
-        <w:t xml:space="preserve"> </w:t>
-      </w:r>
-      <w:r>
-        <w:t xml:space="preserve">3. Registers slash commands via REST</w:t>
-      </w:r>
-      <w:r>
-        <w:t xml:space="preserve"> </w:t>
-      </w:r>
-      <w:r>
-        <w:t xml:space="preserve">4. Processes messages with cz! prefix and mention</w:t>
-      </w:r>
-      <w:r>
-        <w:t xml:space="preserve"> </w:t>
-      </w:r>
-      <w:r>
-        <w:t xml:space="preserve">5. server.js starts Express panel on port 5000</w:t>
+        <w:t xml:space="preserve">1. main.py initializes the Typer application</w:t>
+      </w:r>
+      <w:r>
+        <w:t xml:space="preserve"> </w:t>
+      </w:r>
+      <w:r>
+        <w:t xml:space="preserve">2. Loads modules from src/modules/</w:t>
+      </w:r>
+      <w:r>
+        <w:t xml:space="preserve"> </w:t>
+      </w:r>
+      <w:r>
+        <w:t xml:space="preserve">3. Registers CLI commands with Typer</w:t>
+      </w:r>
+      <w:r>
+        <w:t xml:space="preserve"> </w:t>
+      </w:r>
+      <w:r>
+        <w:t xml:space="preserve">4. Runs interactive interface with Rich</w:t>
+      </w:r>
+      <w:r>
+        <w:t xml:space="preserve"> </w:t>
+      </w:r>
+      <w:r>
+        <w:t xml:space="preserve">5. Global hotkeys with Keyboard</w:t>
       </w:r>
     </w:p>
     <w:p>
@@ -359,116 +321,84 @@
         <w:pStyle w:val="BodyText"/>
       </w:pPr>
       <w:r>
-        <w:t xml:space="preserve">COMMANDS BY CATEGORY:</w:t>
-      </w:r>
-    </w:p>
-    <w:p>
-      <w:pPr>
-        <w:pStyle w:val="BodyText"/>
-      </w:pPr>
-      <w:r>
-        <w:t xml:space="preserve">Information:</w:t>
-      </w:r>
-      <w:r>
-        <w:t xml:space="preserve"> </w:t>
-      </w:r>
-      <w:r>
-        <w:t xml:space="preserve">- help (aliases: ayuda, comandos) — Full list with selector</w:t>
-      </w:r>
-      <w:r>
-        <w:t xml:space="preserve"> </w:t>
-      </w:r>
-      <w:r>
-        <w:t xml:space="preserve">- profile (aliases: perfil) — Detailed user information</w:t>
-      </w:r>
-      <w:r>
-        <w:t xml:space="preserve"> </w:t>
-      </w:r>
-      <w:r>
-        <w:t xml:space="preserve">- serverinfo (aliases: servidor) — Server information</w:t>
-      </w:r>
-    </w:p>
-    <w:p>
-      <w:pPr>
-        <w:pStyle w:val="BodyText"/>
-      </w:pPr>
-      <w:r>
-        <w:t xml:space="preserve">Utility:</w:t>
-      </w:r>
-      <w:r>
-        <w:t xml:space="preserve"> </w:t>
-      </w:r>
-      <w:r>
-        <w:t xml:space="preserve">- ping (aliases: latencia) — Bot latency</w:t>
-      </w:r>
-      <w:r>
-        <w:t xml:space="preserve"> </w:t>
-      </w:r>
-      <w:r>
-        <w:t xml:space="preserve">- pong (aliases: latencia2) — Latency (inverse)</w:t>
-      </w:r>
-      <w:r>
-        <w:t xml:space="preserve"> </w:t>
-      </w:r>
-      <w:r>
-        <w:t xml:space="preserve">- test (aliases: prueba) — Bot health check</w:t>
-      </w:r>
-    </w:p>
-    <w:p>
-      <w:pPr>
-        <w:pStyle w:val="BodyText"/>
-      </w:pPr>
-      <w:r>
-        <w:t xml:space="preserve">Fun:</w:t>
-      </w:r>
-      <w:r>
-        <w:t xml:space="preserve"> </w:t>
-      </w:r>
-      <w:r>
-        <w:t xml:space="preserve">- say (aliases: decir) — Repeats message in embed</w:t>
-      </w:r>
-      <w:r>
-        <w:t xml:space="preserve"> </w:t>
-      </w:r>
-      <w:r>
-        <w:t xml:space="preserve">- directsay (aliases: decirdirecto) — Repeats in plain text</w:t>
-      </w:r>
-      <w:r>
-        <w:t xml:space="preserve"> </w:t>
-      </w:r>
-      <w:r>
-        <w:t xml:space="preserve">- confess (aliases: confesar) — Anonymous confession</w:t>
-      </w:r>
-      <w:r>
-        <w:t xml:space="preserve"> </w:t>
-      </w:r>
-      <w:r>
-        <w:t xml:space="preserve">- 8ball (aliases: bola8) — Magic 8-ball with ~40 responses</w:t>
-      </w:r>
-    </w:p>
-    <w:p>
-      <w:pPr>
-        <w:pStyle w:val="BodyText"/>
-      </w:pPr>
-      <w:r>
-        <w:t xml:space="preserve">Social:</w:t>
-      </w:r>
-      <w:r>
-        <w:t xml:space="preserve"> </w:t>
-      </w:r>
-      <w:r>
-        <w:t xml:space="preserve">- hi (aliases: hola) — Random greeting</w:t>
-      </w:r>
-      <w:r>
-        <w:t xml:space="preserve"> </w:t>
-      </w:r>
-      <w:r>
-        <w:t xml:space="preserve">- bye (aliases: adios) — Random farewell</w:t>
-      </w:r>
-    </w:p>
-    <w:p>
-      <w:pPr>
-        <w:pStyle w:val="BodyText"/>
+        <w:t xml:space="preserve">MODULES:</w:t>
+      </w:r>
+    </w:p>
+    <w:p>
+      <w:pPr>
+        <w:pStyle w:val="Compact"/>
+        <w:numPr>
+          <w:ilvl w:val="0"/>
+          <w:numId w:val="1002"/>
+        </w:numPr>
+      </w:pPr>
+      <w:r>
+        <w:t xml:space="preserve">main.py — CLI entry point</w:t>
+      </w:r>
+    </w:p>
+    <w:p>
+      <w:pPr>
+        <w:pStyle w:val="Compact"/>
+        <w:numPr>
+          <w:ilvl w:val="0"/>
+          <w:numId w:val="1002"/>
+        </w:numPr>
+      </w:pPr>
+      <w:r>
+        <w:t xml:space="preserve">core.py — Core logic and base classes</w:t>
+      </w:r>
+    </w:p>
+    <w:p>
+      <w:pPr>
+        <w:pStyle w:val="Compact"/>
+        <w:numPr>
+          <w:ilvl w:val="0"/>
+          <w:numId w:val="1002"/>
+        </w:numPr>
+      </w:pPr>
+      <w:r>
+        <w:t xml:space="preserve">modules/clear_cls_command.py — Console clearing</w:t>
+      </w:r>
+    </w:p>
+    <w:p>
+      <w:pPr>
+        <w:pStyle w:val="Compact"/>
+        <w:numPr>
+          <w:ilvl w:val="0"/>
+          <w:numId w:val="1002"/>
+        </w:numPr>
+      </w:pPr>
+      <w:r>
+        <w:t xml:space="preserve">modules/hotkeys.py — Global hotkeys</w:t>
+      </w:r>
+    </w:p>
+    <w:p>
+      <w:pPr>
+        <w:pStyle w:val="Compact"/>
+        <w:numPr>
+          <w:ilvl w:val="0"/>
+          <w:numId w:val="1002"/>
+        </w:numPr>
+      </w:pPr>
+      <w:r>
+        <w:t xml:space="preserve">modules/install_libs.py — Auto-install dependencies</w:t>
+      </w:r>
+    </w:p>
+    <w:p>
+      <w:pPr>
+        <w:pStyle w:val="Compact"/>
+        <w:numPr>
+          <w:ilvl w:val="0"/>
+          <w:numId w:val="1002"/>
+        </w:numPr>
+      </w:pPr>
+      <w:r>
+        <w:t xml:space="preserve">modules/helloworldprintmeme.py — HelloWorld meme</w:t>
+      </w:r>
+    </w:p>
+    <w:p>
+      <w:pPr>
+        <w:pStyle w:val="FirstParagraph"/>
       </w:pPr>
       <w:r>
         <w:t xml:space="preserve">DIRECTORY STRUCTURE:</w:t>
@@ -477,7 +407,13 @@
         <w:t xml:space="preserve"> </w:t>
       </w:r>
       <w:r>
-        <w:t xml:space="preserve">discord/</w:t>
+        <w:t xml:space="preserve">ciszupy/</w:t>
+      </w:r>
+      <w:r>
+        <w:t xml:space="preserve"> </w:t>
+      </w:r>
+      <w:r>
+        <w:t xml:space="preserve">pyproject.toml — Metadata and Poetry build</w:t>
       </w:r>
       <w:r>
         <w:t xml:space="preserve"> </w:t>
@@ -489,31 +425,19 @@
         <w:t xml:space="preserve"> </w:t>
       </w:r>
       <w:r>
-        <w:t xml:space="preserve">index.js # Bot entry point</w:t>
-      </w:r>
-      <w:r>
-        <w:t xml:space="preserve"> </w:t>
-      </w:r>
-      <w:r>
-        <w:t xml:space="preserve">server.js # Express admin panel (port 5000)</w:t>
-      </w:r>
-      <w:r>
-        <w:t xml:space="preserve"> </w:t>
-      </w:r>
-      <w:r>
-        <w:t xml:space="preserve">logger.js # Logging system</w:t>
-      </w:r>
-      <w:r>
-        <w:t xml:space="preserve"> </w:t>
-      </w:r>
-      <w:r>
-        <w:t xml:space="preserve">bot-config.json # Configuration (prefix, colors, activity)</w:t>
-      </w:r>
-      <w:r>
-        <w:t xml:space="preserve"> </w:t>
-      </w:r>
-      <w:r>
-        <w:t xml:space="preserve">commands/ # 12 command modules</w:t>
+        <w:t xml:space="preserve">main.py — CLI entry point</w:t>
+      </w:r>
+      <w:r>
+        <w:t xml:space="preserve"> </w:t>
+      </w:r>
+      <w:r>
+        <w:t xml:space="preserve">core.py — Core logic</w:t>
+      </w:r>
+      <w:r>
+        <w:t xml:space="preserve"> </w:t>
+      </w:r>
+      <w:r>
+        <w:t xml:space="preserve">modules/ — Specialized modules</w:t>
       </w:r>
     </w:p>
     <w:sectPr>
@@ -626,8 +550,117 @@
       </w:pPr>
     </w:lvl>
   </w:abstractNum>
+  <w:abstractNum w:abstractNumId="991">
+    <w:nsid w:val="0000A991"/>
+    <w:multiLevelType w:val="multilevel"/>
+    <w:lvl w:ilvl="0">
+      <w:numFmt w:val="bullet"/>
+      <w:lvlText w:val=""/>
+      <w:lvlJc w:val="left"/>
+      <w:pPr>
+        <w:ind w:left="720" w:hanging="360"/>
+      </w:pPr>
+      <w:rPr>
+        <w:rFonts w:ascii="Symbol" w:hAnsi="Symbol" w:cs="Symbol" w:hint="default"/>
+      </w:rPr>
+    </w:lvl>
+    <w:lvl w:ilvl="1">
+      <w:numFmt w:val="bullet"/>
+      <w:lvlText w:val="o"/>
+      <w:lvlJc w:val="left"/>
+      <w:pPr>
+        <w:ind w:left="1440" w:hanging="360"/>
+      </w:pPr>
+      <w:rPr>
+        <w:rFonts w:ascii="Courier New" w:hAnsi="Courier New" w:cs="Courier New" w:hint="default"/>
+      </w:rPr>
+    </w:lvl>
+    <w:lvl w:ilvl="2">
+      <w:numFmt w:val="bullet"/>
+      <w:lvlText w:val=""/>
+      <w:lvlJc w:val="left"/>
+      <w:pPr>
+        <w:ind w:left="2160" w:hanging="360"/>
+      </w:pPr>
+      <w:rPr>
+        <w:rFonts w:ascii="Wingdings" w:hAnsi="Wingdings" w:cs="Wingdings" w:hint="default"/>
+      </w:rPr>
+    </w:lvl>
+    <w:lvl w:ilvl="3">
+      <w:numFmt w:val="bullet"/>
+      <w:lvlText w:val=""/>
+      <w:lvlJc w:val="left"/>
+      <w:pPr>
+        <w:ind w:left="2880" w:hanging="360"/>
+      </w:pPr>
+      <w:rPr>
+        <w:rFonts w:ascii="Symbol" w:hAnsi="Symbol" w:cs="Symbol" w:hint="default"/>
+      </w:rPr>
+    </w:lvl>
+    <w:lvl w:ilvl="4">
+      <w:numFmt w:val="bullet"/>
+      <w:lvlText w:val="o"/>
+      <w:lvlJc w:val="left"/>
+      <w:pPr>
+        <w:ind w:left="3600" w:hanging="360"/>
+      </w:pPr>
+      <w:rPr>
+        <w:rFonts w:ascii="Courier New" w:hAnsi="Courier New" w:cs="Courier New" w:hint="default"/>
+      </w:rPr>
+    </w:lvl>
+    <w:lvl w:ilvl="5">
+      <w:numFmt w:val="bullet"/>
+      <w:lvlText w:val=""/>
+      <w:lvlJc w:val="left"/>
+      <w:pPr>
+        <w:ind w:left="4320" w:hanging="360"/>
+      </w:pPr>
+      <w:rPr>
+        <w:rFonts w:ascii="Wingdings" w:hAnsi="Wingdings" w:cs="Wingdings" w:hint="default"/>
+      </w:rPr>
+    </w:lvl>
+    <w:lvl w:ilvl="6">
+      <w:numFmt w:val="bullet"/>
+      <w:lvlText w:val=""/>
+      <w:lvlJc w:val="left"/>
+      <w:pPr>
+        <w:ind w:left="5040" w:hanging="360"/>
+      </w:pPr>
+      <w:rPr>
+        <w:rFonts w:ascii="Symbol" w:hAnsi="Symbol" w:cs="Symbol" w:hint="default"/>
+      </w:rPr>
+    </w:lvl>
+    <w:lvl w:ilvl="7">
+      <w:numFmt w:val="bullet"/>
+      <w:lvlText w:val="o"/>
+      <w:lvlJc w:val="left"/>
+      <w:pPr>
+        <w:ind w:left="5760" w:hanging="360"/>
+      </w:pPr>
+      <w:rPr>
+        <w:rFonts w:ascii="Courier New" w:hAnsi="Courier New" w:cs="Courier New" w:hint="default"/>
+      </w:rPr>
+    </w:lvl>
+    <w:lvl w:ilvl="8">
+      <w:numFmt w:val="bullet"/>
+      <w:lvlText w:val=""/>
+      <w:lvlJc w:val="left"/>
+      <w:pPr>
+        <w:ind w:left="6480" w:hanging="360"/>
+      </w:pPr>
+      <w:rPr>
+        <w:rFonts w:ascii="Wingdings" w:hAnsi="Wingdings" w:cs="Wingdings" w:hint="default"/>
+      </w:rPr>
+    </w:lvl>
+  </w:abstractNum>
   <w:num w:numId="1000">
     <w:abstractNumId w:val="990"/>
+  </w:num>
+  <w:num w:numId="1001">
+    <w:abstractNumId w:val="991"/>
+  </w:num>
+  <w:num w:numId="1002">
+    <w:abstractNumId w:val="991"/>
   </w:num>
 </w:numbering>
 </file>
